--- a/Katreyna-Pipeline-Evidence-2026-08-24/00 Transmittal note.docx
+++ b/Katreyna-Pipeline-Evidence-2026-08-24/00 Transmittal note.docx
@@ -383,19 +383,19 @@
         <w:t xml:space="preserve"> </w:t>
       </w:r>
       <w:r>
-        <w:t xml:space="preserve">countries the automated pipeline read two rows (Egypt) and four rows (Nigeria) above the</w:t>
-      </w:r>
-      <w:r>
-        <w:t xml:space="preserve"> </w:t>
-      </w:r>
-      <w:r>
-        <w:t xml:space="preserve">level your assessments record, and withheld a level on about twenty rows per country</w:t>
-      </w:r>
-      <w:r>
-        <w:t xml:space="preserve"> </w:t>
-      </w:r>
-      <w:r>
-        <w:t xml:space="preserve">where your assessments set one. That asymmetry is deliberate and it is the safer of the</w:t>
+        <w:t xml:space="preserve">countries the automated pipeline read three rows (Egypt) and five rows (Nigeria) above</w:t>
+      </w:r>
+      <w:r>
+        <w:t xml:space="preserve"> </w:t>
+      </w:r>
+      <w:r>
+        <w:t xml:space="preserve">the level your assessments record, and withheld a level on fifteen rows per country where</w:t>
+      </w:r>
+      <w:r>
+        <w:t xml:space="preserve"> </w:t>
+      </w:r>
+      <w:r>
+        <w:t xml:space="preserve">your assessments set one. That asymmetry is deliberate and it is the safer of the</w:t>
       </w:r>
       <w:r>
         <w:t xml:space="preserve"> </w:t>
@@ -425,7 +425,7 @@
         <w:t xml:space="preserve"> </w:t>
       </w:r>
       <w:r>
-        <w:t xml:space="preserve">Of the six rows</w:t>
+        <w:t xml:space="preserve">Of the eight rows</w:t>
       </w:r>
       <w:r>
         <w:t xml:space="preserve"> </w:t>
